--- a/docs/PCOSina_Chapter_4-6_Thesis_Template.docx
+++ b/docs/PCOSina_Chapter_4-6_Thesis_Template.docx
@@ -3757,7 +3757,7 @@
               <w:jc w:val="left"/>
             </w:pPr>
             <w:r>
-              <w:t>TC-HOUSEHOLD-001</w:t>
+              <w:t>TC-COOK-001</w:t>
             </w:r>
           </w:p>
         </w:tc>
@@ -3771,7 +3771,7 @@
               <w:jc w:val="left"/>
             </w:pPr>
             <w:r>
-              <w:t>Household scaling</w:t>
+              <w:t>Budget and pantry handling</w:t>
             </w:r>
           </w:p>
         </w:tc>
@@ -3785,7 +3785,7 @@
               <w:jc w:val="left"/>
             </w:pPr>
             <w:r>
-              <w:t>Cost and grocery estimates increase monotonically</w:t>
+              <w:t>Recipes beyond max cooking time are excluded</w:t>
             </w:r>
           </w:p>
         </w:tc>
@@ -3827,7 +3827,7 @@
               <w:jc w:val="left"/>
             </w:pPr>
             <w:r>
-              <w:t>test_estimate_cost_scales_monotonically_with_household_size</w:t>
+              <w:t>shortlist_candidates cooking-time filter</w:t>
             </w:r>
           </w:p>
         </w:tc>
